--- a/个人贡献分析与经验总结.docx
+++ b/个人贡献分析与经验总结.docx
@@ -4,103 +4,131 @@
   <w:body>
     <w:p>
       <w:pPr>
+        <w:pStyle w:val="2"/>
+        <w:bidi w:val="0"/>
         <w:jc w:val="center"/>
-        <w:rPr>
-          <w:rFonts w:ascii="Segoe UI Emoji" w:hAnsi="Segoe UI Emoji" w:eastAsia="Segoe UI Emoji" w:cs="Segoe UI Emoji"/>
-          <w:i w:val="0"/>
-          <w:iCs w:val="0"/>
-          <w:caps w:val="0"/>
-          <w:spacing w:val="0"/>
-          <w:sz w:val="24"/>
-          <w:szCs w:val="24"/>
-        </w:rPr>
       </w:pPr>
       <w:r>
-        <w:rPr>
-          <w:rFonts w:ascii="Segoe UI Emoji" w:hAnsi="Segoe UI Emoji" w:eastAsia="Segoe UI Emoji" w:cs="Segoe UI Emoji"/>
-          <w:i w:val="0"/>
-          <w:iCs w:val="0"/>
-          <w:caps w:val="0"/>
-          <w:spacing w:val="0"/>
-          <w:sz w:val="24"/>
-          <w:szCs w:val="24"/>
-        </w:rPr>
         <w:t>个人贡献分析与经验总结</w:t>
       </w:r>
     </w:p>
     <w:p>
       <w:pPr>
-        <w:ind w:firstLine="480" w:firstLineChars="200"/>
-        <w:rPr>
-          <w:sz w:val="24"/>
-          <w:szCs w:val="24"/>
-        </w:rPr>
+        <w:ind w:firstLine="420" w:firstLineChars="200"/>
       </w:pPr>
       <w:r>
         <w:rPr>
-          <w:sz w:val="24"/>
-          <w:szCs w:val="24"/>
-        </w:rPr>
-        <w:t xml:space="preserve">在“2000–2009年肿瘤PET成像、分子表达与电学纳米传感交叉领域文献计量研究”项目中，丛嘉孚独立完成从数据采集、代码开发、网络分析到学术产出的全流程工作，构建了Python自建流水线与VOSviewer平行验证的双轨分析体系，完整交付符合课程规范的研究论文、答辩汇报与可复现代码仓库。 </w:t>
+          <w:rFonts w:hint="default"/>
+        </w:rPr>
+        <w:t>在“2000–2009年肿瘤PET成像、分子表达与电学纳米传感交叉领域文献计量研究”项目中，丛嘉孚独立完成从需求分析、数据采集、代码开发、网络分析到学术产出的全流程工作。项目以Python自建流水线为主分析工具，VOSviewer为平行验证手段，构建了覆盖关键词共现、文献共被引、文献耦合、机构合作四类核心网络的双轨分析体系，并严格遵循课程可复现性规范，交付了包含结构化GitHub仓库、标准化配置文件、单元测试及一键清理工具的完整成果。</w:t>
       </w:r>
     </w:p>
     <w:p>
       <w:pPr>
-        <w:ind w:firstLine="480" w:firstLineChars="200"/>
-        <w:rPr>
-          <w:sz w:val="24"/>
-          <w:szCs w:val="24"/>
+        <w:ind w:firstLine="420" w:firstLineChars="200"/>
+        <w:rPr>
+          <w:rFonts w:hint="eastAsia" w:eastAsiaTheme="minorEastAsia"/>
+          <w:lang w:eastAsia="zh-CN"/>
         </w:rPr>
       </w:pPr>
       <w:r>
         <w:rPr>
-          <w:sz w:val="24"/>
-          <w:szCs w:val="24"/>
-        </w:rPr>
-        <w:t>具体工作与完成情况方面，数据层以Web of Science核心合集为数据源，设计多维度布尔检索式，筛选得到4165篇有效文献，完成字段清洗、关键词归一化与基于唯一标识符的精确去重。方法层搭建Python 3.11自动化分析工作流，依托pandas、SciPy与NetworkX实现关键词共现、文献共被引、机构合作、文献耦合四类网络的矩阵运算与中心性指标计算；引入adjustText物理斥力算法解决静态图谱标签重叠问题，同步使用VOSviewer完成聚类、时间演化、密度三类视图的交叉验证，两套方法结论高度吻合。成</w:t>
+          <w:rFonts w:hint="default"/>
+        </w:rPr>
+        <w:t>具体工作与完成情况</w:t>
+      </w:r>
+      <w:r>
+        <w:rPr>
+          <w:rFonts w:hint="default"/>
+        </w:rPr>
+        <w:t>：数据层以Web of Science核心合集为源，设计多维度布尔检索式，筛选4165篇有效文献，完成字段清洗、关键词归一化与唯一标识符去重。方法层搭建Python 3.11自动化工作流，依托pandas、SciPy与NetworkX实现四类网络的稀疏矩阵运算及中心性指标计算；引入adjustText物理斥力算法解决标签重叠，同步使用VOSviewer完成聚类、时间演化、密度视图的交叉验证，两套方法结论高度吻合。工程层按标准目录架构组织项目，配置query.yaml统一管理参数，提供Makefile与run.py入口，</w:t>
+      </w:r>
+      <w:r>
+        <w:rPr>
+          <w:rFonts w:hint="default"/>
+          <w:b/>
+          <w:bCs/>
+        </w:rPr>
+        <w:t>支持OpenAlex在线检索、WoS本地解析和JSONL直接分析三种模式，并产出交互式HTML图谱与综合报告。</w:t>
+      </w:r>
+      <w:r>
+        <w:rPr>
+          <w:rFonts w:hint="default"/>
+        </w:rPr>
+        <w:t>成果层最终输出符合IMRaD结构的课程论文、答辩PPT及全流程可复现的代码仓库。</w:t>
+      </w:r>
+      <w:r>
+        <w:rPr>
+          <w:rFonts w:hint="eastAsia"/>
+          <w:lang w:eastAsia="zh-CN"/>
+        </w:rPr>
+        <w:t>（</w:t>
+      </w:r>
+      <w:r>
+        <w:rPr>
+          <w:rFonts w:hint="eastAsia"/>
+          <w:lang w:val="en-US" w:eastAsia="zh-CN"/>
+        </w:rPr>
+        <w:t>可前往‘完美的随意文献计量检索.zip’</w:t>
       </w:r>
       <w:bookmarkStart w:id="0" w:name="_GoBack"/>
       <w:bookmarkEnd w:id="0"/>
       <w:r>
         <w:rPr>
-          <w:sz w:val="24"/>
-          <w:szCs w:val="24"/>
-        </w:rPr>
-        <w:t xml:space="preserve">果层最终输出符合学术规范的研究报告与答辩演示文稿，搭建结构化GitHub仓库并配套依赖说明、运行指令，实现研究全流程可复现。 </w:t>
+          <w:rFonts w:hint="eastAsia"/>
+          <w:lang w:val="en-US" w:eastAsia="zh-CN"/>
+        </w:rPr>
+        <w:t>中体验最快捷的文献计量检索！</w:t>
+      </w:r>
+      <w:r>
+        <w:rPr>
+          <w:rFonts w:hint="eastAsia"/>
+          <w:lang w:eastAsia="zh-CN"/>
+        </w:rPr>
+        <w:t>）</w:t>
       </w:r>
     </w:p>
     <w:p>
       <w:pPr>
-        <w:ind w:firstLine="480" w:firstLineChars="200"/>
-        <w:rPr>
-          <w:sz w:val="24"/>
-          <w:szCs w:val="24"/>
+        <w:ind w:firstLine="420" w:firstLineChars="200"/>
+        <w:rPr>
+          <w:rFonts w:hint="default"/>
         </w:rPr>
       </w:pPr>
       <w:r>
         <w:rPr>
-          <w:sz w:val="24"/>
-          <w:szCs w:val="24"/>
-        </w:rPr>
-        <w:t xml:space="preserve">问题解决方面，项目推进中攻克了三类典型障碍：一是VOSviewer文献共被引网络无法启用时间叠加视图，经排查定位为WoS参考文献字段格式非标准化的客观局限，如实记录方法限制并补充密度视图完成替代分析；二是Python流水线出现模块导入异常、无图形界面下绘图失败与Windows文件锁定覆盖冲突等问题，通过统一包导入入口、切换Agg纯后台绘图后端、前置清理旧输出文件逐一解决；三是跨设备运行兼容性问题，补充完整环境配置路径说明，提升项目普适性。 </w:t>
+          <w:rFonts w:hint="default"/>
+        </w:rPr>
+        <w:t>问题解决</w:t>
+      </w:r>
+      <w:r>
+        <w:rPr>
+          <w:rFonts w:hint="default"/>
+        </w:rPr>
+        <w:t>：攻克三类关键障碍——①VOSviewer共被引网络无法启用时间视图，经排查定位为WoS参考文献格式非标准化所致，如实记录并改用密度视图替代分析；②Python流水线模块导入异常、无图形界面绘图失败及Windows文件锁定冲突，通过统一导入入口、切换Agg后台、前置清理临时文件解决；③跨设备运行兼容性问题，补充环境变量与路径说明，提升通用性。</w:t>
       </w:r>
     </w:p>
     <w:p>
       <w:pPr>
-        <w:ind w:firstLine="480" w:firstLineChars="200"/>
-        <w:rPr>
-          <w:sz w:val="24"/>
-          <w:szCs w:val="24"/>
+        <w:ind w:firstLine="420" w:firstLineChars="200"/>
+        <w:rPr>
+          <w:rFonts w:hint="default"/>
         </w:rPr>
       </w:pPr>
       <w:r>
         <w:rPr>
-          <w:sz w:val="24"/>
-          <w:szCs w:val="24"/>
-        </w:rPr>
-        <w:t>个人收获与反思层面，本次实践既深化了对共被引、文献耦合等文献计量核心原理的理解，也建立了“学术规范+工程规范”双维度的研究意识：学术层面严格遵循IMRaD结构、图注七要素与Claim-Evidence证据链逻辑，所有结论均以量化指标与可视化结果为支撑；工程层面形成了标准化的目录架构与版本管理习惯。同时也认识到自身在代码异常捕获、项目整体规划上的不足，后续将完善日志与异常处理体系，前置规范设计环节，进一步提升研究的严谨性与工程化水平。</w:t>
+          <w:rFonts w:hint="default"/>
+        </w:rPr>
+        <w:t>收获与反思</w:t>
+      </w:r>
+      <w:r>
+        <w:rPr>
+          <w:rFonts w:hint="default"/>
+        </w:rPr>
+        <w:t>：本次实践深化了对文献计量核心原理的理解，建立了“学术规范+工程规范”双维意识——学术上严格遵循证据链逻辑，工程上养成版本管理与参数化配置习惯。同时认识到自身在异常捕获和项目早期规划上的不足，后续将完善日志系统、前置设计环节，进一步提升研究的严谨性与工程化水平。</w:t>
       </w:r>
     </w:p>
+    <w:p/>
     <w:sectPr>
       <w:pgSz w:w="11906" w:h="16838"/>
       <w:pgMar w:top="1440" w:right="1800" w:bottom="1440" w:left="1800" w:header="851" w:footer="992" w:gutter="0"/>
@@ -124,7 +152,7 @@
   <w:latentStyles w:count="260" w:defQFormat="0" w:defUnhideWhenUsed="1" w:defSemiHidden="1" w:defUIPriority="99" w:defLockedState="0">
     <w:lsdException w:qFormat="1" w:unhideWhenUsed="0" w:uiPriority="0" w:semiHidden="0" w:name="Normal"/>
     <w:lsdException w:qFormat="1" w:unhideWhenUsed="0" w:uiPriority="0" w:semiHidden="0" w:name="heading 1"/>
-    <w:lsdException w:qFormat="1" w:uiPriority="0" w:name="heading 2"/>
+    <w:lsdException w:qFormat="1" w:uiPriority="0" w:semiHidden="0" w:name="heading 2"/>
     <w:lsdException w:qFormat="1" w:uiPriority="0" w:name="heading 3"/>
     <w:lsdException w:qFormat="1" w:uiPriority="0" w:name="heading 4"/>
     <w:lsdException w:qFormat="1" w:uiPriority="0" w:name="heading 5"/>
@@ -187,7 +215,7 @@
     <w:lsdException w:qFormat="1" w:unhideWhenUsed="0" w:uiPriority="0" w:semiHidden="0" w:name="Title"/>
     <w:lsdException w:unhideWhenUsed="0" w:uiPriority="0" w:semiHidden="0" w:name="Closing"/>
     <w:lsdException w:unhideWhenUsed="0" w:uiPriority="0" w:semiHidden="0" w:name="Signature"/>
-    <w:lsdException w:unhideWhenUsed="0" w:uiPriority="0" w:name="Default Paragraph Font"/>
+    <w:lsdException w:qFormat="1" w:unhideWhenUsed="0" w:uiPriority="0" w:name="Default Paragraph Font"/>
     <w:lsdException w:unhideWhenUsed="0" w:uiPriority="0" w:semiHidden="0" w:name="Body Text"/>
     <w:lsdException w:unhideWhenUsed="0" w:uiPriority="0" w:semiHidden="0" w:name="Body Text Indent"/>
     <w:lsdException w:unhideWhenUsed="0" w:uiPriority="0" w:semiHidden="0" w:name="List Continue"/>
@@ -387,12 +415,32 @@
       <w:lang w:val="en-US" w:eastAsia="zh-CN" w:bidi="ar-SA"/>
     </w:rPr>
   </w:style>
-  <w:style w:type="character" w:default="1" w:styleId="3">
+  <w:style w:type="paragraph" w:styleId="2">
+    <w:name w:val="heading 2"/>
+    <w:basedOn w:val="1"/>
+    <w:next w:val="1"/>
+    <w:unhideWhenUsed/>
+    <w:qFormat/>
+    <w:uiPriority w:val="0"/>
+    <w:pPr>
+      <w:keepNext/>
+      <w:keepLines/>
+      <w:spacing w:before="260" w:beforeLines="0" w:beforeAutospacing="0" w:after="260" w:afterLines="0" w:afterAutospacing="0" w:line="413" w:lineRule="auto"/>
+      <w:outlineLvl w:val="1"/>
+    </w:pPr>
+    <w:rPr>
+      <w:rFonts w:ascii="Arial" w:hAnsi="Arial" w:eastAsia="黑体"/>
+      <w:b/>
+      <w:sz w:val="32"/>
+    </w:rPr>
+  </w:style>
+  <w:style w:type="character" w:default="1" w:styleId="5">
     <w:name w:val="Default Paragraph Font"/>
     <w:semiHidden/>
+    <w:qFormat/>
     <w:uiPriority w:val="0"/>
   </w:style>
-  <w:style w:type="table" w:default="1" w:styleId="2">
+  <w:style w:type="table" w:default="1" w:styleId="4">
     <w:name w:val="Normal Table"/>
     <w:semiHidden/>
     <w:uiPriority w:val="0"/>
@@ -404,6 +452,14 @@
         <w:right w:w="108" w:type="dxa"/>
       </w:tblCellMar>
     </w:tblPr>
+  </w:style>
+  <w:style w:type="paragraph" w:styleId="3">
+    <w:name w:val="Normal (Web)"/>
+    <w:basedOn w:val="1"/>
+    <w:uiPriority w:val="0"/>
+    <w:rPr>
+      <w:sz w:val="24"/>
+    </w:rPr>
   </w:style>
 </w:styles>
 </file>
